--- a/docs/manual/tmx-shell-integration.docx
+++ b/docs/manual/tmx-shell-integration.docx
@@ -3323,7 +3323,34 @@
         <w:pStyle w:val="FirstParagraph"/>
       </w:pPr>
       <w:r>
-        <w:t xml:space="preserve">Per-session resource overrides (unchanged from v1.0.x):</w:t>
+        <w:t xml:space="preserve">Per-session resource opt-ins (since v1.0.39: NO cap applies unless you set</w:t>
+      </w:r>
+      <w:r>
+        <w:t xml:space="preserve"> </w:t>
+      </w:r>
+      <w:r>
+        <w:t xml:space="preserve">one of these — a session gets the full host's CPU/memory/tasks and never</w:t>
+      </w:r>
+      <w:r>
+        <w:t xml:space="preserve"> </w:t>
+      </w:r>
+      <w:r>
+        <w:t xml:space="preserve">auto-recycles by default; see</w:t>
+      </w:r>
+      <w:r>
+        <w:t xml:space="preserve"> </w:t>
+      </w:r>
+      <w:r>
+        <w:rPr>
+          <w:rStyle w:val="VerbatimChar"/>
+        </w:rPr>
+        <w:t xml:space="preserve">docs/guide/README.md</w:t>
+      </w:r>
+      <w:r>
+        <w:t xml:space="preserve"> </w:t>
+      </w:r>
+      <w:r>
+        <w:t xml:space="preserve">§5.6):</w:t>
       </w:r>
     </w:p>
     <w:p>
@@ -3376,7 +3403,7 @@
         <w:rPr>
           <w:rStyle w:val="CommentTok"/>
         </w:rPr>
-        <w:t xml:space="preserve"># Linux: 8 GB MemoryMax</w:t>
+        <w:t xml:space="preserve"># Linux: 8 GB soft MemoryHigh throttle</w:t>
       </w:r>
       <w:r>
         <w:br/>
@@ -3479,6 +3506,108 @@
           <w:rStyle w:val="CommentTok"/>
         </w:rPr>
         <w:t xml:space="preserve"># Darwin: 1 hour RLIMIT_CPU</w:t>
+      </w:r>
+      <w:r>
+        <w:br/>
+      </w:r>
+      <w:r>
+        <w:rPr>
+          <w:rStyle w:val="VariableTok"/>
+        </w:rPr>
+        <w:t xml:space="preserve">TMX_TASKS</w:t>
+      </w:r>
+      <w:r>
+        <w:rPr>
+          <w:rStyle w:val="OperatorTok"/>
+        </w:rPr>
+        <w:t xml:space="preserve">=</w:t>
+      </w:r>
+      <w:r>
+        <w:rPr>
+          <w:rStyle w:val="NormalTok"/>
+        </w:rPr>
+        <w:t xml:space="preserve">8192 </w:t>
+      </w:r>
+      <w:r>
+        <w:rPr>
+          <w:rStyle w:val="ExtensionTok"/>
+        </w:rPr>
+        <w:t xml:space="preserve">tmx</w:t>
+      </w:r>
+      <w:r>
+        <w:rPr>
+          <w:rStyle w:val="NormalTok"/>
+        </w:rPr>
+        <w:t xml:space="preserve"> new </w:t>
+      </w:r>
+      <w:r>
+        <w:rPr>
+          <w:rStyle w:val="AttributeTok"/>
+        </w:rPr>
+        <w:t xml:space="preserve">-s</w:t>
+      </w:r>
+      <w:r>
+        <w:rPr>
+          <w:rStyle w:val="NormalTok"/>
+        </w:rPr>
+        <w:t xml:space="preserve"> fleet          </w:t>
+      </w:r>
+      <w:r>
+        <w:rPr>
+          <w:rStyle w:val="CommentTok"/>
+        </w:rPr>
+        <w:t xml:space="preserve"># Linux: 8192 TasksMax</w:t>
+      </w:r>
+      <w:r>
+        <w:br/>
+      </w:r>
+      <w:r>
+        <w:rPr>
+          <w:rStyle w:val="VariableTok"/>
+        </w:rPr>
+        <w:t xml:space="preserve">TMX_RECYCLE_IDLE_SECS</w:t>
+      </w:r>
+      <w:r>
+        <w:rPr>
+          <w:rStyle w:val="OperatorTok"/>
+        </w:rPr>
+        <w:t xml:space="preserve">=</w:t>
+      </w:r>
+      <w:r>
+        <w:rPr>
+          <w:rStyle w:val="NormalTok"/>
+        </w:rPr>
+        <w:t xml:space="preserve">900 </w:t>
+      </w:r>
+      <w:r>
+        <w:rPr>
+          <w:rStyle w:val="ExtensionTok"/>
+        </w:rPr>
+        <w:t xml:space="preserve">tmx</w:t>
+      </w:r>
+      <w:r>
+        <w:rPr>
+          <w:rStyle w:val="NormalTok"/>
+        </w:rPr>
+        <w:t xml:space="preserve"> new </w:t>
+      </w:r>
+      <w:r>
+        <w:rPr>
+          <w:rStyle w:val="AttributeTok"/>
+        </w:rPr>
+        <w:t xml:space="preserve">-s</w:t>
+      </w:r>
+      <w:r>
+        <w:rPr>
+          <w:rStyle w:val="NormalTok"/>
+        </w:rPr>
+        <w:t xml:space="preserve"> ephemeral  </w:t>
+      </w:r>
+      <w:r>
+        <w:rPr>
+          <w:rStyle w:val="CommentTok"/>
+        </w:rPr>
+        <w:t xml:space="preserve"># auto-recycle after 15 min idle</w:t>
       </w:r>
     </w:p>
     <w:bookmarkEnd w:id="24"/>
